--- a/Requisitos/Documentos de Casos de Uso/CSU07 - AlternarPerfil.docx
+++ b/Requisitos/Documentos de Casos de Uso/CSU07 - AlternarPerfil.docx
@@ -1,6 +1,6 @@
 
 <file path=word/document.xml><?xml version="1.0" encoding="utf-8"?>
-<w:document xmlns:wpc="http://schemas.microsoft.com/office/word/2010/wordprocessingCanvas" xmlns:mc="http://schemas.openxmlformats.org/markup-compatibility/2006" xmlns:o="urn:schemas-microsoft-com:office:office" xmlns:r="http://schemas.openxmlformats.org/officeDocument/2006/relationships" xmlns:m="http://schemas.openxmlformats.org/officeDocument/2006/math" xmlns:v="urn:schemas-microsoft-com:vml" xmlns:wp14="http://schemas.microsoft.com/office/word/2010/wordprocessingDrawing" xmlns:wp="http://schemas.openxmlformats.org/drawingml/2006/wordprocessingDrawing" xmlns:w10="urn:schemas-microsoft-com:office:word" xmlns:w="http://schemas.openxmlformats.org/wordprocessingml/2006/main" xmlns:w14="http://schemas.microsoft.com/office/word/2010/wordml" xmlns:w15="http://schemas.microsoft.com/office/word/2012/wordml" xmlns:wpg="http://schemas.microsoft.com/office/word/2010/wordprocessingGroup" xmlns:wpi="http://schemas.microsoft.com/office/word/2010/wordprocessingInk" xmlns:wne="http://schemas.microsoft.com/office/word/2006/wordml" xmlns:wps="http://schemas.microsoft.com/office/word/2010/wordprocessingShape" mc:Ignorable="w14 w15 wp14">
+<w:document xmlns:wpc="http://schemas.microsoft.com/office/word/2010/wordprocessingCanvas" xmlns:cx="http://schemas.microsoft.com/office/drawing/2014/chartex" xmlns:cx1="http://schemas.microsoft.com/office/drawing/2015/9/8/chartex" xmlns:cx2="http://schemas.microsoft.com/office/drawing/2015/10/21/chartex" xmlns:cx3="http://schemas.microsoft.com/office/drawing/2016/5/9/chartex" xmlns:cx4="http://schemas.microsoft.com/office/drawing/2016/5/10/chartex" xmlns:cx5="http://schemas.microsoft.com/office/drawing/2016/5/11/chartex" xmlns:cx6="http://schemas.microsoft.com/office/drawing/2016/5/12/chartex" xmlns:cx7="http://schemas.microsoft.com/office/drawing/2016/5/13/chartex" xmlns:cx8="http://schemas.microsoft.com/office/drawing/2016/5/14/chartex" xmlns:mc="http://schemas.openxmlformats.org/markup-compatibility/2006" xmlns:aink="http://schemas.microsoft.com/office/drawing/2016/ink" xmlns:am3d="http://schemas.microsoft.com/office/drawing/2017/model3d" xmlns:o="urn:schemas-microsoft-com:office:office" xmlns:oel="http://schemas.microsoft.com/office/2019/extlst" xmlns:r="http://schemas.openxmlformats.org/officeDocument/2006/relationships" xmlns:m="http://schemas.openxmlformats.org/officeDocument/2006/math" xmlns:v="urn:schemas-microsoft-com:vml" xmlns:wp14="http://schemas.microsoft.com/office/word/2010/wordprocessingDrawing" xmlns:wp="http://schemas.openxmlformats.org/drawingml/2006/wordprocessingDrawing" xmlns:w10="urn:schemas-microsoft-com:office:word" xmlns:w="http://schemas.openxmlformats.org/wordprocessingml/2006/main" xmlns:w14="http://schemas.microsoft.com/office/word/2010/wordml" xmlns:w15="http://schemas.microsoft.com/office/word/2012/wordml" xmlns:w16cex="http://schemas.microsoft.com/office/word/2018/wordml/cex" xmlns:w16cid="http://schemas.microsoft.com/office/word/2016/wordml/cid" xmlns:w16="http://schemas.microsoft.com/office/word/2018/wordml" xmlns:w16sdtdh="http://schemas.microsoft.com/office/word/2020/wordml/sdtdatahash" xmlns:w16se="http://schemas.microsoft.com/office/word/2015/wordml/symex" xmlns:wpg="http://schemas.microsoft.com/office/word/2010/wordprocessingGroup" xmlns:wpi="http://schemas.microsoft.com/office/word/2010/wordprocessingInk" xmlns:wne="http://schemas.microsoft.com/office/word/2006/wordml" xmlns:wps="http://schemas.microsoft.com/office/word/2010/wordprocessingShape" mc:Ignorable="w14 w15 w16se w16cid w16 w16cex w16sdtdh wp14">
   <w:body>
     <w:p>
       <w:pPr>
@@ -376,13 +376,7 @@
               <w:rPr>
                 <w:sz w:val="28"/>
               </w:rPr>
-              <w:t>Usuário possui mais de um perfil vinculado à conta</w:t>
-            </w:r>
-            <w:r>
-              <w:rPr>
-                <w:sz w:val="28"/>
-              </w:rPr>
-              <w:t>.</w:t>
+              <w:t>Usuário possui mais de um perfil vinculado à conta.</w:t>
             </w:r>
           </w:p>
         </w:tc>
@@ -453,7 +447,7 @@
       <w:tr>
         <w:trPr>
           <w:cantSplit/>
-          <w:trHeight w:val="4173"/>
+          <w:trHeight w:val="2897"/>
         </w:trPr>
         <w:tc>
           <w:tcPr>
@@ -494,21 +488,96 @@
               </w:numPr>
               <w:jc w:val="left"/>
               <w:rPr>
-                <w:b/>
-                <w:sz w:val="32"/>
-                <w:szCs w:val="32"/>
-              </w:rPr>
-            </w:pPr>
-            <w:r>
-              <w:rPr>
-                <w:b/>
-                <w:sz w:val="32"/>
-                <w:szCs w:val="32"/>
-              </w:rPr>
-              <w:t>Usuário seleciona “Alternar Perfil” no menu.</w:t>
-            </w:r>
-          </w:p>
-          <w:p/>
+                <w:bCs/>
+                <w:sz w:val="32"/>
+                <w:szCs w:val="32"/>
+              </w:rPr>
+            </w:pPr>
+            <w:r>
+              <w:rPr>
+                <w:bCs/>
+                <w:sz w:val="32"/>
+                <w:szCs w:val="32"/>
+              </w:rPr>
+              <w:t>Usuário seleciona “Alternar Perfil” no menu</w:t>
+            </w:r>
+            <w:r>
+              <w:rPr>
+                <w:bCs/>
+                <w:sz w:val="32"/>
+                <w:szCs w:val="32"/>
+              </w:rPr>
+              <w:t xml:space="preserve"> </w:t>
+            </w:r>
+            <w:r>
+              <w:rPr>
+                <w:bCs/>
+                <w:sz w:val="32"/>
+                <w:szCs w:val="32"/>
+              </w:rPr>
+              <w:t>(</w:t>
+            </w:r>
+            <w:r>
+              <w:rPr>
+                <w:bCs/>
+                <w:color w:val="FF0000"/>
+                <w:sz w:val="32"/>
+                <w:szCs w:val="32"/>
+              </w:rPr>
+              <w:t>Tela_0</w:t>
+            </w:r>
+            <w:r>
+              <w:rPr>
+                <w:bCs/>
+                <w:color w:val="FF0000"/>
+                <w:sz w:val="32"/>
+                <w:szCs w:val="32"/>
+              </w:rPr>
+              <w:t>4</w:t>
+            </w:r>
+            <w:r>
+              <w:rPr>
+                <w:bCs/>
+                <w:sz w:val="32"/>
+                <w:szCs w:val="32"/>
+              </w:rPr>
+              <w:t>/</w:t>
+            </w:r>
+            <w:r>
+              <w:rPr>
+                <w:bCs/>
+                <w:color w:val="FF0000"/>
+                <w:sz w:val="32"/>
+                <w:szCs w:val="32"/>
+              </w:rPr>
+              <w:t>Tela_</w:t>
+            </w:r>
+            <w:r>
+              <w:rPr>
+                <w:bCs/>
+                <w:color w:val="FF0000"/>
+                <w:sz w:val="32"/>
+                <w:szCs w:val="32"/>
+              </w:rPr>
+              <w:t>13</w:t>
+            </w:r>
+            <w:r>
+              <w:rPr>
+                <w:bCs/>
+                <w:sz w:val="32"/>
+                <w:szCs w:val="32"/>
+              </w:rPr>
+              <w:t>)</w:t>
+            </w:r>
+            <w:r>
+              <w:rPr>
+                <w:bCs/>
+                <w:sz w:val="32"/>
+                <w:szCs w:val="32"/>
+              </w:rPr>
+              <w:t>.</w:t>
+            </w:r>
+          </w:p>
           <w:p>
             <w:pPr>
               <w:pStyle w:val="Ttulo2"/>
@@ -518,30 +587,19 @@
               </w:numPr>
               <w:jc w:val="left"/>
               <w:rPr>
-                <w:b/>
-                <w:sz w:val="32"/>
-                <w:szCs w:val="32"/>
-              </w:rPr>
-            </w:pPr>
-            <w:r>
-              <w:rPr>
-                <w:b/>
+                <w:bCs/>
+                <w:sz w:val="32"/>
+                <w:szCs w:val="32"/>
+              </w:rPr>
+            </w:pPr>
+            <w:r>
+              <w:rPr>
+                <w:bCs/>
                 <w:sz w:val="32"/>
                 <w:szCs w:val="32"/>
               </w:rPr>
               <w:t>Sistema exibe perfis disponíveis.</w:t>
             </w:r>
-          </w:p>
-          <w:p>
-            <w:pPr>
-              <w:pStyle w:val="Ttulo2"/>
-              <w:jc w:val="left"/>
-              <w:rPr>
-                <w:b/>
-                <w:sz w:val="32"/>
-                <w:szCs w:val="32"/>
-              </w:rPr>
-            </w:pPr>
           </w:p>
           <w:p>
             <w:pPr>
@@ -552,30 +610,35 @@
               </w:numPr>
               <w:jc w:val="left"/>
               <w:rPr>
-                <w:b/>
-                <w:sz w:val="32"/>
-                <w:szCs w:val="32"/>
-              </w:rPr>
-            </w:pPr>
-            <w:r>
-              <w:rPr>
-                <w:b/>
-                <w:sz w:val="32"/>
-                <w:szCs w:val="32"/>
-              </w:rPr>
-              <w:t>Usuário escolhe o perfil desejado.</w:t>
-            </w:r>
-          </w:p>
-          <w:p>
-            <w:pPr>
-              <w:pStyle w:val="Ttulo2"/>
-              <w:jc w:val="left"/>
-              <w:rPr>
-                <w:b/>
-                <w:sz w:val="32"/>
-                <w:szCs w:val="32"/>
-              </w:rPr>
-            </w:pPr>
+                <w:bCs/>
+                <w:sz w:val="32"/>
+                <w:szCs w:val="32"/>
+              </w:rPr>
+            </w:pPr>
+            <w:r>
+              <w:rPr>
+                <w:bCs/>
+                <w:sz w:val="32"/>
+                <w:szCs w:val="32"/>
+              </w:rPr>
+              <w:t xml:space="preserve">Usuário </w:t>
+            </w:r>
+            <w:r>
+              <w:rPr>
+                <w:bCs/>
+                <w:sz w:val="32"/>
+                <w:szCs w:val="32"/>
+              </w:rPr>
+              <w:t>clica no</w:t>
+            </w:r>
+            <w:r>
+              <w:rPr>
+                <w:bCs/>
+                <w:sz w:val="32"/>
+                <w:szCs w:val="32"/>
+              </w:rPr>
+              <w:t xml:space="preserve"> o perfil desejado.</w:t>
+            </w:r>
           </w:p>
           <w:p>
             <w:pPr>
@@ -586,20 +649,68 @@
               </w:numPr>
               <w:jc w:val="left"/>
               <w:rPr>
-                <w:b/>
-                <w:sz w:val="32"/>
-                <w:szCs w:val="32"/>
-              </w:rPr>
-            </w:pPr>
-            <w:bookmarkStart w:id="0" w:name="_GoBack"/>
-            <w:bookmarkEnd w:id="0"/>
-            <w:r>
-              <w:rPr>
-                <w:b/>
-                <w:sz w:val="32"/>
-                <w:szCs w:val="32"/>
-              </w:rPr>
-              <w:t>Sistema troca o contexto e redireciona à tela inicial daquele perfil.</w:t>
+                <w:bCs/>
+                <w:sz w:val="32"/>
+                <w:szCs w:val="32"/>
+              </w:rPr>
+            </w:pPr>
+            <w:r>
+              <w:rPr>
+                <w:bCs/>
+                <w:sz w:val="32"/>
+                <w:szCs w:val="32"/>
+              </w:rPr>
+              <w:t>Sistema troca o contexto e redireciona à tela inicial daquele perfil</w:t>
+            </w:r>
+            <w:r>
+              <w:rPr>
+                <w:bCs/>
+                <w:sz w:val="32"/>
+                <w:szCs w:val="32"/>
+              </w:rPr>
+              <w:t xml:space="preserve"> </w:t>
+            </w:r>
+            <w:r>
+              <w:rPr>
+                <w:bCs/>
+                <w:sz w:val="32"/>
+                <w:szCs w:val="32"/>
+              </w:rPr>
+              <w:t>(</w:t>
+            </w:r>
+            <w:r>
+              <w:rPr>
+                <w:bCs/>
+                <w:color w:val="FF0000"/>
+                <w:sz w:val="32"/>
+                <w:szCs w:val="32"/>
+              </w:rPr>
+              <w:t>Tela_04</w:t>
+            </w:r>
+            <w:r>
+              <w:rPr>
+                <w:bCs/>
+                <w:sz w:val="32"/>
+                <w:szCs w:val="32"/>
+              </w:rPr>
+              <w:t>/</w:t>
+            </w:r>
+            <w:r>
+              <w:rPr>
+                <w:bCs/>
+                <w:color w:val="FF0000"/>
+                <w:sz w:val="32"/>
+                <w:szCs w:val="32"/>
+              </w:rPr>
+              <w:t>Tela_13</w:t>
+            </w:r>
+            <w:r>
+              <w:rPr>
+                <w:bCs/>
+                <w:sz w:val="32"/>
+                <w:szCs w:val="32"/>
+              </w:rPr>
+              <w:t>).</w:t>
             </w:r>
           </w:p>
         </w:tc>
@@ -607,7 +718,7 @@
       <w:tr>
         <w:trPr>
           <w:cantSplit/>
-          <w:trHeight w:val="58"/>
+          <w:trHeight w:val="70"/>
         </w:trPr>
         <w:tc>
           <w:tcPr>
@@ -1066,7 +1177,7 @@
 </file>
 
 <file path=word/numbering.xml><?xml version="1.0" encoding="utf-8"?>
-<w:numbering xmlns:wpc="http://schemas.microsoft.com/office/word/2010/wordprocessingCanvas" xmlns:mc="http://schemas.openxmlformats.org/markup-compatibility/2006" xmlns:o="urn:schemas-microsoft-com:office:office" xmlns:r="http://schemas.openxmlformats.org/officeDocument/2006/relationships" xmlns:m="http://schemas.openxmlformats.org/officeDocument/2006/math" xmlns:v="urn:schemas-microsoft-com:vml" xmlns:wp14="http://schemas.microsoft.com/office/word/2010/wordprocessingDrawing" xmlns:wp="http://schemas.openxmlformats.org/drawingml/2006/wordprocessingDrawing" xmlns:w10="urn:schemas-microsoft-com:office:word" xmlns:w="http://schemas.openxmlformats.org/wordprocessingml/2006/main" xmlns:w14="http://schemas.microsoft.com/office/word/2010/wordml" xmlns:w15="http://schemas.microsoft.com/office/word/2012/wordml" xmlns:wpg="http://schemas.microsoft.com/office/word/2010/wordprocessingGroup" xmlns:wpi="http://schemas.microsoft.com/office/word/2010/wordprocessingInk" xmlns:wne="http://schemas.microsoft.com/office/word/2006/wordml" xmlns:wps="http://schemas.microsoft.com/office/word/2010/wordprocessingShape" mc:Ignorable="w14 w15 wp14">
+<w:numbering xmlns:wpc="http://schemas.microsoft.com/office/word/2010/wordprocessingCanvas" xmlns:cx="http://schemas.microsoft.com/office/drawing/2014/chartex" xmlns:cx1="http://schemas.microsoft.com/office/drawing/2015/9/8/chartex" xmlns:cx2="http://schemas.microsoft.com/office/drawing/2015/10/21/chartex" xmlns:cx3="http://schemas.microsoft.com/office/drawing/2016/5/9/chartex" xmlns:cx4="http://schemas.microsoft.com/office/drawing/2016/5/10/chartex" xmlns:cx5="http://schemas.microsoft.com/office/drawing/2016/5/11/chartex" xmlns:cx6="http://schemas.microsoft.com/office/drawing/2016/5/12/chartex" xmlns:cx7="http://schemas.microsoft.com/office/drawing/2016/5/13/chartex" xmlns:cx8="http://schemas.microsoft.com/office/drawing/2016/5/14/chartex" xmlns:mc="http://schemas.openxmlformats.org/markup-compatibility/2006" xmlns:aink="http://schemas.microsoft.com/office/drawing/2016/ink" xmlns:am3d="http://schemas.microsoft.com/office/drawing/2017/model3d" xmlns:o="urn:schemas-microsoft-com:office:office" xmlns:oel="http://schemas.microsoft.com/office/2019/extlst" xmlns:r="http://schemas.openxmlformats.org/officeDocument/2006/relationships" xmlns:m="http://schemas.openxmlformats.org/officeDocument/2006/math" xmlns:v="urn:schemas-microsoft-com:vml" xmlns:wp14="http://schemas.microsoft.com/office/word/2010/wordprocessingDrawing" xmlns:wp="http://schemas.openxmlformats.org/drawingml/2006/wordprocessingDrawing" xmlns:w10="urn:schemas-microsoft-com:office:word" xmlns:w="http://schemas.openxmlformats.org/wordprocessingml/2006/main" xmlns:w14="http://schemas.microsoft.com/office/word/2010/wordml" xmlns:w15="http://schemas.microsoft.com/office/word/2012/wordml" xmlns:w16cex="http://schemas.microsoft.com/office/word/2018/wordml/cex" xmlns:w16cid="http://schemas.microsoft.com/office/word/2016/wordml/cid" xmlns:w16="http://schemas.microsoft.com/office/word/2018/wordml" xmlns:w16sdtdh="http://schemas.microsoft.com/office/word/2020/wordml/sdtdatahash" xmlns:w16se="http://schemas.microsoft.com/office/word/2015/wordml/symex" xmlns:wpg="http://schemas.microsoft.com/office/word/2010/wordprocessingGroup" xmlns:wpi="http://schemas.microsoft.com/office/word/2010/wordprocessingInk" xmlns:wne="http://schemas.microsoft.com/office/word/2006/wordml" xmlns:wps="http://schemas.microsoft.com/office/word/2010/wordprocessingShape" mc:Ignorable="w14 w15 w16se w16cid w16 w16cex w16sdtdh wp14">
   <w:abstractNum w:abstractNumId="0" w15:restartNumberingAfterBreak="0">
     <w:nsid w:val="0145720D"/>
     <w:multiLevelType w:val="singleLevel"/>
@@ -1378,7 +1489,7 @@
       </w:pPr>
     </w:lvl>
   </w:abstractNum>
-  <w:num w:numId="1">
+  <w:num w:numId="1" w16cid:durableId="2071027907">
     <w:abstractNumId w:val="2"/>
     <w:lvlOverride w:ilvl="0">
       <w:startOverride w:val="1"/>
@@ -1408,7 +1519,7 @@
       <w:startOverride w:val="1"/>
     </w:lvlOverride>
   </w:num>
-  <w:num w:numId="2">
+  <w:num w:numId="2" w16cid:durableId="928778450">
     <w:abstractNumId w:val="1"/>
     <w:lvlOverride w:ilvl="0">
       <w:startOverride w:val="3"/>
@@ -1438,20 +1549,20 @@
       <w:startOverride w:val="1"/>
     </w:lvlOverride>
   </w:num>
-  <w:num w:numId="3">
+  <w:num w:numId="3" w16cid:durableId="136653004">
     <w:abstractNumId w:val="0"/>
   </w:num>
-  <w:num w:numId="4">
+  <w:num w:numId="4" w16cid:durableId="2082830798">
     <w:abstractNumId w:val="1"/>
   </w:num>
-  <w:num w:numId="5">
+  <w:num w:numId="5" w16cid:durableId="1635595972">
     <w:abstractNumId w:val="3"/>
   </w:num>
 </w:numbering>
 </file>
 
 <file path=word/styles.xml><?xml version="1.0" encoding="utf-8"?>
-<w:styles xmlns:mc="http://schemas.openxmlformats.org/markup-compatibility/2006" xmlns:r="http://schemas.openxmlformats.org/officeDocument/2006/relationships" xmlns:w="http://schemas.openxmlformats.org/wordprocessingml/2006/main" xmlns:w14="http://schemas.microsoft.com/office/word/2010/wordml" xmlns:w15="http://schemas.microsoft.com/office/word/2012/wordml" mc:Ignorable="w14 w15">
+<w:styles xmlns:mc="http://schemas.openxmlformats.org/markup-compatibility/2006" xmlns:r="http://schemas.openxmlformats.org/officeDocument/2006/relationships" xmlns:w="http://schemas.openxmlformats.org/wordprocessingml/2006/main" xmlns:w14="http://schemas.microsoft.com/office/word/2010/wordml" xmlns:w15="http://schemas.microsoft.com/office/word/2012/wordml" xmlns:w16cex="http://schemas.microsoft.com/office/word/2018/wordml/cex" xmlns:w16cid="http://schemas.microsoft.com/office/word/2016/wordml/cid" xmlns:w16="http://schemas.microsoft.com/office/word/2018/wordml" xmlns:w16sdtdh="http://schemas.microsoft.com/office/word/2020/wordml/sdtdatahash" xmlns:w16se="http://schemas.microsoft.com/office/word/2015/wordml/symex" mc:Ignorable="w14 w15 w16se w16cid w16 w16cex w16sdtdh">
   <w:docDefaults>
     <w:rPrDefault>
       <w:rPr>
@@ -1467,7 +1578,7 @@
       </w:pPr>
     </w:pPrDefault>
   </w:docDefaults>
-  <w:latentStyles w:defLockedState="0" w:defUIPriority="99" w:defSemiHidden="0" w:defUnhideWhenUsed="0" w:defQFormat="0" w:count="371">
+  <w:latentStyles w:defLockedState="0" w:defUIPriority="99" w:defSemiHidden="0" w:defUnhideWhenUsed="0" w:defQFormat="0" w:count="376">
     <w:lsdException w:name="Normal" w:uiPriority="0" w:qFormat="1"/>
     <w:lsdException w:name="heading 1" w:uiPriority="9" w:qFormat="1"/>
     <w:lsdException w:name="heading 2" w:semiHidden="1" w:uiPriority="0" w:unhideWhenUsed="1" w:qFormat="1"/>
@@ -1839,6 +1950,11 @@
     <w:lsdException w:name="List Table 5 Dark Accent 6" w:uiPriority="50"/>
     <w:lsdException w:name="List Table 6 Colorful Accent 6" w:uiPriority="51"/>
     <w:lsdException w:name="List Table 7 Colorful Accent 6" w:uiPriority="52"/>
+    <w:lsdException w:name="Mention" w:semiHidden="1" w:unhideWhenUsed="1"/>
+    <w:lsdException w:name="Smart Hyperlink" w:semiHidden="1" w:unhideWhenUsed="1"/>
+    <w:lsdException w:name="Hashtag" w:semiHidden="1" w:unhideWhenUsed="1"/>
+    <w:lsdException w:name="Unresolved Mention" w:semiHidden="1" w:unhideWhenUsed="1"/>
+    <w:lsdException w:name="Smart Link" w:semiHidden="1" w:unhideWhenUsed="1"/>
   </w:latentStyles>
   <w:style w:type="paragraph" w:default="1" w:styleId="Normal">
     <w:name w:val="Normal"/>
@@ -1875,7 +1991,6 @@
   <w:style w:type="character" w:default="1" w:styleId="Fontepargpadro">
     <w:name w:val="Default Paragraph Font"/>
     <w:uiPriority w:val="1"/>
-    <w:semiHidden/>
     <w:unhideWhenUsed/>
   </w:style>
   <w:style w:type="table" w:default="1" w:styleId="Tabelanormal">

--- a/Requisitos/Documentos de Casos de Uso/CSU07 - AlternarPerfil.docx
+++ b/Requisitos/Documentos de Casos de Uso/CSU07 - AlternarPerfil.docx
@@ -1,6 +1,6 @@
 
 <file path=word/document.xml><?xml version="1.0" encoding="utf-8"?>
-<w:document xmlns:wpc="http://schemas.microsoft.com/office/word/2010/wordprocessingCanvas" xmlns:cx="http://schemas.microsoft.com/office/drawing/2014/chartex" xmlns:cx1="http://schemas.microsoft.com/office/drawing/2015/9/8/chartex" xmlns:cx2="http://schemas.microsoft.com/office/drawing/2015/10/21/chartex" xmlns:cx3="http://schemas.microsoft.com/office/drawing/2016/5/9/chartex" xmlns:cx4="http://schemas.microsoft.com/office/drawing/2016/5/10/chartex" xmlns:cx5="http://schemas.microsoft.com/office/drawing/2016/5/11/chartex" xmlns:cx6="http://schemas.microsoft.com/office/drawing/2016/5/12/chartex" xmlns:cx7="http://schemas.microsoft.com/office/drawing/2016/5/13/chartex" xmlns:cx8="http://schemas.microsoft.com/office/drawing/2016/5/14/chartex" xmlns:mc="http://schemas.openxmlformats.org/markup-compatibility/2006" xmlns:aink="http://schemas.microsoft.com/office/drawing/2016/ink" xmlns:am3d="http://schemas.microsoft.com/office/drawing/2017/model3d" xmlns:o="urn:schemas-microsoft-com:office:office" xmlns:oel="http://schemas.microsoft.com/office/2019/extlst" xmlns:r="http://schemas.openxmlformats.org/officeDocument/2006/relationships" xmlns:m="http://schemas.openxmlformats.org/officeDocument/2006/math" xmlns:v="urn:schemas-microsoft-com:vml" xmlns:wp14="http://schemas.microsoft.com/office/word/2010/wordprocessingDrawing" xmlns:wp="http://schemas.openxmlformats.org/drawingml/2006/wordprocessingDrawing" xmlns:w10="urn:schemas-microsoft-com:office:word" xmlns:w="http://schemas.openxmlformats.org/wordprocessingml/2006/main" xmlns:w14="http://schemas.microsoft.com/office/word/2010/wordml" xmlns:w15="http://schemas.microsoft.com/office/word/2012/wordml" xmlns:w16cex="http://schemas.microsoft.com/office/word/2018/wordml/cex" xmlns:w16cid="http://schemas.microsoft.com/office/word/2016/wordml/cid" xmlns:w16="http://schemas.microsoft.com/office/word/2018/wordml" xmlns:w16sdtdh="http://schemas.microsoft.com/office/word/2020/wordml/sdtdatahash" xmlns:w16se="http://schemas.microsoft.com/office/word/2015/wordml/symex" xmlns:wpg="http://schemas.microsoft.com/office/word/2010/wordprocessingGroup" xmlns:wpi="http://schemas.microsoft.com/office/word/2010/wordprocessingInk" xmlns:wne="http://schemas.microsoft.com/office/word/2006/wordml" xmlns:wps="http://schemas.microsoft.com/office/word/2010/wordprocessingShape" mc:Ignorable="w14 w15 w16se w16cid w16 w16cex w16sdtdh wp14">
+<w:document xmlns:wpc="http://schemas.microsoft.com/office/word/2010/wordprocessingCanvas" xmlns:mc="http://schemas.openxmlformats.org/markup-compatibility/2006" xmlns:o="urn:schemas-microsoft-com:office:office" xmlns:r="http://schemas.openxmlformats.org/officeDocument/2006/relationships" xmlns:m="http://schemas.openxmlformats.org/officeDocument/2006/math" xmlns:v="urn:schemas-microsoft-com:vml" xmlns:wp14="http://schemas.microsoft.com/office/word/2010/wordprocessingDrawing" xmlns:wp="http://schemas.openxmlformats.org/drawingml/2006/wordprocessingDrawing" xmlns:w10="urn:schemas-microsoft-com:office:word" xmlns:w="http://schemas.openxmlformats.org/wordprocessingml/2006/main" xmlns:w14="http://schemas.microsoft.com/office/word/2010/wordml" xmlns:w15="http://schemas.microsoft.com/office/word/2012/wordml" xmlns:wpg="http://schemas.microsoft.com/office/word/2010/wordprocessingGroup" xmlns:wpi="http://schemas.microsoft.com/office/word/2010/wordprocessingInk" xmlns:wne="http://schemas.microsoft.com/office/word/2006/wordml" xmlns:wps="http://schemas.microsoft.com/office/word/2010/wordprocessingShape" mc:Ignorable="w14 w15 wp14">
   <w:body>
     <w:p>
       <w:pPr>
@@ -376,7 +376,13 @@
               <w:rPr>
                 <w:sz w:val="28"/>
               </w:rPr>
-              <w:t>Usuário possui mais de um perfil vinculado à conta.</w:t>
+              <w:t>Usuário possui mais de um perfil vinculado à conta</w:t>
+            </w:r>
+            <w:r>
+              <w:rPr>
+                <w:sz w:val="28"/>
+              </w:rPr>
+              <w:t>.</w:t>
             </w:r>
           </w:p>
         </w:tc>
@@ -447,7 +453,7 @@
       <w:tr>
         <w:trPr>
           <w:cantSplit/>
-          <w:trHeight w:val="2897"/>
+          <w:trHeight w:val="4173"/>
         </w:trPr>
         <w:tc>
           <w:tcPr>
@@ -488,96 +494,21 @@
               </w:numPr>
               <w:jc w:val="left"/>
               <w:rPr>
-                <w:bCs/>
+                <w:b/>
                 <w:sz w:val="32"/>
                 <w:szCs w:val="32"/>
               </w:rPr>
             </w:pPr>
             <w:r>
               <w:rPr>
-                <w:bCs/>
+                <w:b/>
                 <w:sz w:val="32"/>
                 <w:szCs w:val="32"/>
               </w:rPr>
-              <w:t>Usuário seleciona “Alternar Perfil” no menu</w:t>
-            </w:r>
-            <w:r>
-              <w:rPr>
-                <w:bCs/>
-                <w:sz w:val="32"/>
-                <w:szCs w:val="32"/>
-              </w:rPr>
-              <w:t xml:space="preserve"> </w:t>
-            </w:r>
-            <w:r>
-              <w:rPr>
-                <w:bCs/>
-                <w:sz w:val="32"/>
-                <w:szCs w:val="32"/>
-              </w:rPr>
-              <w:t>(</w:t>
-            </w:r>
-            <w:r>
-              <w:rPr>
-                <w:bCs/>
-                <w:color w:val="FF0000"/>
-                <w:sz w:val="32"/>
-                <w:szCs w:val="32"/>
-              </w:rPr>
-              <w:t>Tela_0</w:t>
-            </w:r>
-            <w:r>
-              <w:rPr>
-                <w:bCs/>
-                <w:color w:val="FF0000"/>
-                <w:sz w:val="32"/>
-                <w:szCs w:val="32"/>
-              </w:rPr>
-              <w:t>4</w:t>
-            </w:r>
-            <w:r>
-              <w:rPr>
-                <w:bCs/>
-                <w:sz w:val="32"/>
-                <w:szCs w:val="32"/>
-              </w:rPr>
-              <w:t>/</w:t>
-            </w:r>
-            <w:r>
-              <w:rPr>
-                <w:bCs/>
-                <w:color w:val="FF0000"/>
-                <w:sz w:val="32"/>
-                <w:szCs w:val="32"/>
-              </w:rPr>
-              <w:t>Tela_</w:t>
-            </w:r>
-            <w:r>
-              <w:rPr>
-                <w:bCs/>
-                <w:color w:val="FF0000"/>
-                <w:sz w:val="32"/>
-                <w:szCs w:val="32"/>
-              </w:rPr>
-              <w:t>13</w:t>
-            </w:r>
-            <w:r>
-              <w:rPr>
-                <w:bCs/>
-                <w:sz w:val="32"/>
-                <w:szCs w:val="32"/>
-              </w:rPr>
-              <w:t>)</w:t>
-            </w:r>
-            <w:r>
-              <w:rPr>
-                <w:bCs/>
-                <w:sz w:val="32"/>
-                <w:szCs w:val="32"/>
-              </w:rPr>
-              <w:t>.</w:t>
-            </w:r>
-          </w:p>
+              <w:t>Usuário seleciona “Alternar Perfil” no menu.</w:t>
+            </w:r>
+          </w:p>
+          <w:p/>
           <w:p>
             <w:pPr>
               <w:pStyle w:val="Ttulo2"/>
@@ -587,19 +518,30 @@
               </w:numPr>
               <w:jc w:val="left"/>
               <w:rPr>
-                <w:bCs/>
+                <w:b/>
                 <w:sz w:val="32"/>
                 <w:szCs w:val="32"/>
               </w:rPr>
             </w:pPr>
             <w:r>
               <w:rPr>
-                <w:bCs/>
+                <w:b/>
                 <w:sz w:val="32"/>
                 <w:szCs w:val="32"/>
               </w:rPr>
               <w:t>Sistema exibe perfis disponíveis.</w:t>
             </w:r>
+          </w:p>
+          <w:p>
+            <w:pPr>
+              <w:pStyle w:val="Ttulo2"/>
+              <w:jc w:val="left"/>
+              <w:rPr>
+                <w:b/>
+                <w:sz w:val="32"/>
+                <w:szCs w:val="32"/>
+              </w:rPr>
+            </w:pPr>
           </w:p>
           <w:p>
             <w:pPr>
@@ -610,35 +552,30 @@
               </w:numPr>
               <w:jc w:val="left"/>
               <w:rPr>
-                <w:bCs/>
+                <w:b/>
                 <w:sz w:val="32"/>
                 <w:szCs w:val="32"/>
               </w:rPr>
             </w:pPr>
             <w:r>
               <w:rPr>
-                <w:bCs/>
+                <w:b/>
                 <w:sz w:val="32"/>
                 <w:szCs w:val="32"/>
               </w:rPr>
-              <w:t xml:space="preserve">Usuário </w:t>
-            </w:r>
-            <w:r>
-              <w:rPr>
-                <w:bCs/>
+              <w:t>Usuário escolhe o perfil desejado.</w:t>
+            </w:r>
+          </w:p>
+          <w:p>
+            <w:pPr>
+              <w:pStyle w:val="Ttulo2"/>
+              <w:jc w:val="left"/>
+              <w:rPr>
+                <w:b/>
                 <w:sz w:val="32"/>
                 <w:szCs w:val="32"/>
               </w:rPr>
-              <w:t>clica no</w:t>
-            </w:r>
-            <w:r>
-              <w:rPr>
-                <w:bCs/>
-                <w:sz w:val="32"/>
-                <w:szCs w:val="32"/>
-              </w:rPr>
-              <w:t xml:space="preserve"> o perfil desejado.</w:t>
-            </w:r>
+            </w:pPr>
           </w:p>
           <w:p>
             <w:pPr>
@@ -649,68 +586,20 @@
               </w:numPr>
               <w:jc w:val="left"/>
               <w:rPr>
-                <w:bCs/>
+                <w:b/>
                 <w:sz w:val="32"/>
                 <w:szCs w:val="32"/>
               </w:rPr>
             </w:pPr>
-            <w:r>
-              <w:rPr>
-                <w:bCs/>
+            <w:bookmarkStart w:id="0" w:name="_GoBack"/>
+            <w:bookmarkEnd w:id="0"/>
+            <w:r>
+              <w:rPr>
+                <w:b/>
                 <w:sz w:val="32"/>
                 <w:szCs w:val="32"/>
               </w:rPr>
-              <w:t>Sistema troca o contexto e redireciona à tela inicial daquele perfil</w:t>
-            </w:r>
-            <w:r>
-              <w:rPr>
-                <w:bCs/>
-                <w:sz w:val="32"/>
-                <w:szCs w:val="32"/>
-              </w:rPr>
-              <w:t xml:space="preserve"> </w:t>
-            </w:r>
-            <w:r>
-              <w:rPr>
-                <w:bCs/>
-                <w:sz w:val="32"/>
-                <w:szCs w:val="32"/>
-              </w:rPr>
-              <w:t>(</w:t>
-            </w:r>
-            <w:r>
-              <w:rPr>
-                <w:bCs/>
-                <w:color w:val="FF0000"/>
-                <w:sz w:val="32"/>
-                <w:szCs w:val="32"/>
-              </w:rPr>
-              <w:t>Tela_04</w:t>
-            </w:r>
-            <w:r>
-              <w:rPr>
-                <w:bCs/>
-                <w:sz w:val="32"/>
-                <w:szCs w:val="32"/>
-              </w:rPr>
-              <w:t>/</w:t>
-            </w:r>
-            <w:r>
-              <w:rPr>
-                <w:bCs/>
-                <w:color w:val="FF0000"/>
-                <w:sz w:val="32"/>
-                <w:szCs w:val="32"/>
-              </w:rPr>
-              <w:t>Tela_13</w:t>
-            </w:r>
-            <w:r>
-              <w:rPr>
-                <w:bCs/>
-                <w:sz w:val="32"/>
-                <w:szCs w:val="32"/>
-              </w:rPr>
-              <w:t>).</w:t>
+              <w:t>Sistema troca o contexto e redireciona à tela inicial daquele perfil.</w:t>
             </w:r>
           </w:p>
         </w:tc>
@@ -718,7 +607,7 @@
       <w:tr>
         <w:trPr>
           <w:cantSplit/>
-          <w:trHeight w:val="70"/>
+          <w:trHeight w:val="58"/>
         </w:trPr>
         <w:tc>
           <w:tcPr>
@@ -1177,7 +1066,7 @@
 </file>
 
 <file path=word/numbering.xml><?xml version="1.0" encoding="utf-8"?>
-<w:numbering xmlns:wpc="http://schemas.microsoft.com/office/word/2010/wordprocessingCanvas" xmlns:cx="http://schemas.microsoft.com/office/drawing/2014/chartex" xmlns:cx1="http://schemas.microsoft.com/office/drawing/2015/9/8/chartex" xmlns:cx2="http://schemas.microsoft.com/office/drawing/2015/10/21/chartex" xmlns:cx3="http://schemas.microsoft.com/office/drawing/2016/5/9/chartex" xmlns:cx4="http://schemas.microsoft.com/office/drawing/2016/5/10/chartex" xmlns:cx5="http://schemas.microsoft.com/office/drawing/2016/5/11/chartex" xmlns:cx6="http://schemas.microsoft.com/office/drawing/2016/5/12/chartex" xmlns:cx7="http://schemas.microsoft.com/office/drawing/2016/5/13/chartex" xmlns:cx8="http://schemas.microsoft.com/office/drawing/2016/5/14/chartex" xmlns:mc="http://schemas.openxmlformats.org/markup-compatibility/2006" xmlns:aink="http://schemas.microsoft.com/office/drawing/2016/ink" xmlns:am3d="http://schemas.microsoft.com/office/drawing/2017/model3d" xmlns:o="urn:schemas-microsoft-com:office:office" xmlns:oel="http://schemas.microsoft.com/office/2019/extlst" xmlns:r="http://schemas.openxmlformats.org/officeDocument/2006/relationships" xmlns:m="http://schemas.openxmlformats.org/officeDocument/2006/math" xmlns:v="urn:schemas-microsoft-com:vml" xmlns:wp14="http://schemas.microsoft.com/office/word/2010/wordprocessingDrawing" xmlns:wp="http://schemas.openxmlformats.org/drawingml/2006/wordprocessingDrawing" xmlns:w10="urn:schemas-microsoft-com:office:word" xmlns:w="http://schemas.openxmlformats.org/wordprocessingml/2006/main" xmlns:w14="http://schemas.microsoft.com/office/word/2010/wordml" xmlns:w15="http://schemas.microsoft.com/office/word/2012/wordml" xmlns:w16cex="http://schemas.microsoft.com/office/word/2018/wordml/cex" xmlns:w16cid="http://schemas.microsoft.com/office/word/2016/wordml/cid" xmlns:w16="http://schemas.microsoft.com/office/word/2018/wordml" xmlns:w16sdtdh="http://schemas.microsoft.com/office/word/2020/wordml/sdtdatahash" xmlns:w16se="http://schemas.microsoft.com/office/word/2015/wordml/symex" xmlns:wpg="http://schemas.microsoft.com/office/word/2010/wordprocessingGroup" xmlns:wpi="http://schemas.microsoft.com/office/word/2010/wordprocessingInk" xmlns:wne="http://schemas.microsoft.com/office/word/2006/wordml" xmlns:wps="http://schemas.microsoft.com/office/word/2010/wordprocessingShape" mc:Ignorable="w14 w15 w16se w16cid w16 w16cex w16sdtdh wp14">
+<w:numbering xmlns:wpc="http://schemas.microsoft.com/office/word/2010/wordprocessingCanvas" xmlns:mc="http://schemas.openxmlformats.org/markup-compatibility/2006" xmlns:o="urn:schemas-microsoft-com:office:office" xmlns:r="http://schemas.openxmlformats.org/officeDocument/2006/relationships" xmlns:m="http://schemas.openxmlformats.org/officeDocument/2006/math" xmlns:v="urn:schemas-microsoft-com:vml" xmlns:wp14="http://schemas.microsoft.com/office/word/2010/wordprocessingDrawing" xmlns:wp="http://schemas.openxmlformats.org/drawingml/2006/wordprocessingDrawing" xmlns:w10="urn:schemas-microsoft-com:office:word" xmlns:w="http://schemas.openxmlformats.org/wordprocessingml/2006/main" xmlns:w14="http://schemas.microsoft.com/office/word/2010/wordml" xmlns:w15="http://schemas.microsoft.com/office/word/2012/wordml" xmlns:wpg="http://schemas.microsoft.com/office/word/2010/wordprocessingGroup" xmlns:wpi="http://schemas.microsoft.com/office/word/2010/wordprocessingInk" xmlns:wne="http://schemas.microsoft.com/office/word/2006/wordml" xmlns:wps="http://schemas.microsoft.com/office/word/2010/wordprocessingShape" mc:Ignorable="w14 w15 wp14">
   <w:abstractNum w:abstractNumId="0" w15:restartNumberingAfterBreak="0">
     <w:nsid w:val="0145720D"/>
     <w:multiLevelType w:val="singleLevel"/>
@@ -1489,7 +1378,7 @@
       </w:pPr>
     </w:lvl>
   </w:abstractNum>
-  <w:num w:numId="1" w16cid:durableId="2071027907">
+  <w:num w:numId="1">
     <w:abstractNumId w:val="2"/>
     <w:lvlOverride w:ilvl="0">
       <w:startOverride w:val="1"/>
@@ -1519,7 +1408,7 @@
       <w:startOverride w:val="1"/>
     </w:lvlOverride>
   </w:num>
-  <w:num w:numId="2" w16cid:durableId="928778450">
+  <w:num w:numId="2">
     <w:abstractNumId w:val="1"/>
     <w:lvlOverride w:ilvl="0">
       <w:startOverride w:val="3"/>
@@ -1549,20 +1438,20 @@
       <w:startOverride w:val="1"/>
     </w:lvlOverride>
   </w:num>
-  <w:num w:numId="3" w16cid:durableId="136653004">
+  <w:num w:numId="3">
     <w:abstractNumId w:val="0"/>
   </w:num>
-  <w:num w:numId="4" w16cid:durableId="2082830798">
+  <w:num w:numId="4">
     <w:abstractNumId w:val="1"/>
   </w:num>
-  <w:num w:numId="5" w16cid:durableId="1635595972">
+  <w:num w:numId="5">
     <w:abstractNumId w:val="3"/>
   </w:num>
 </w:numbering>
 </file>
 
 <file path=word/styles.xml><?xml version="1.0" encoding="utf-8"?>
-<w:styles xmlns:mc="http://schemas.openxmlformats.org/markup-compatibility/2006" xmlns:r="http://schemas.openxmlformats.org/officeDocument/2006/relationships" xmlns:w="http://schemas.openxmlformats.org/wordprocessingml/2006/main" xmlns:w14="http://schemas.microsoft.com/office/word/2010/wordml" xmlns:w15="http://schemas.microsoft.com/office/word/2012/wordml" xmlns:w16cex="http://schemas.microsoft.com/office/word/2018/wordml/cex" xmlns:w16cid="http://schemas.microsoft.com/office/word/2016/wordml/cid" xmlns:w16="http://schemas.microsoft.com/office/word/2018/wordml" xmlns:w16sdtdh="http://schemas.microsoft.com/office/word/2020/wordml/sdtdatahash" xmlns:w16se="http://schemas.microsoft.com/office/word/2015/wordml/symex" mc:Ignorable="w14 w15 w16se w16cid w16 w16cex w16sdtdh">
+<w:styles xmlns:mc="http://schemas.openxmlformats.org/markup-compatibility/2006" xmlns:r="http://schemas.openxmlformats.org/officeDocument/2006/relationships" xmlns:w="http://schemas.openxmlformats.org/wordprocessingml/2006/main" xmlns:w14="http://schemas.microsoft.com/office/word/2010/wordml" xmlns:w15="http://schemas.microsoft.com/office/word/2012/wordml" mc:Ignorable="w14 w15">
   <w:docDefaults>
     <w:rPrDefault>
       <w:rPr>
@@ -1578,7 +1467,7 @@
       </w:pPr>
     </w:pPrDefault>
   </w:docDefaults>
-  <w:latentStyles w:defLockedState="0" w:defUIPriority="99" w:defSemiHidden="0" w:defUnhideWhenUsed="0" w:defQFormat="0" w:count="376">
+  <w:latentStyles w:defLockedState="0" w:defUIPriority="99" w:defSemiHidden="0" w:defUnhideWhenUsed="0" w:defQFormat="0" w:count="371">
     <w:lsdException w:name="Normal" w:uiPriority="0" w:qFormat="1"/>
     <w:lsdException w:name="heading 1" w:uiPriority="9" w:qFormat="1"/>
     <w:lsdException w:name="heading 2" w:semiHidden="1" w:uiPriority="0" w:unhideWhenUsed="1" w:qFormat="1"/>
@@ -1950,11 +1839,6 @@
     <w:lsdException w:name="List Table 5 Dark Accent 6" w:uiPriority="50"/>
     <w:lsdException w:name="List Table 6 Colorful Accent 6" w:uiPriority="51"/>
     <w:lsdException w:name="List Table 7 Colorful Accent 6" w:uiPriority="52"/>
-    <w:lsdException w:name="Mention" w:semiHidden="1" w:unhideWhenUsed="1"/>
-    <w:lsdException w:name="Smart Hyperlink" w:semiHidden="1" w:unhideWhenUsed="1"/>
-    <w:lsdException w:name="Hashtag" w:semiHidden="1" w:unhideWhenUsed="1"/>
-    <w:lsdException w:name="Unresolved Mention" w:semiHidden="1" w:unhideWhenUsed="1"/>
-    <w:lsdException w:name="Smart Link" w:semiHidden="1" w:unhideWhenUsed="1"/>
   </w:latentStyles>
   <w:style w:type="paragraph" w:default="1" w:styleId="Normal">
     <w:name w:val="Normal"/>
@@ -1991,6 +1875,7 @@
   <w:style w:type="character" w:default="1" w:styleId="Fontepargpadro">
     <w:name w:val="Default Paragraph Font"/>
     <w:uiPriority w:val="1"/>
+    <w:semiHidden/>
     <w:unhideWhenUsed/>
   </w:style>
   <w:style w:type="table" w:default="1" w:styleId="Tabelanormal">
